--- a/spa/docx/54.content.docx
+++ b/spa/docx/54.content.docx
@@ -214,7 +214,7 @@
         <w:rPr>
           <w:lang w:val="es_ES" w:bidi="es_ES"/>
         </w:rPr>
-        <w:t xml:space="preserve"> Pablo, apóstol de Cristo Jesús por mandato de Dios nuestro Salvador y de Cristo Jesús, quien es nuestra esperanza,</w:t>
+        <w:t xml:space="preserve"> Yo, Pablo, soy apóstol de Cristo Jesús por mandato de Dios nuestro Salvador y de Cristo Jesús, quien es nuestra esperanza. Escribo esta carta</w:t>
       </w:r>
     </w:p>
     <w:p>
@@ -235,7 +235,7 @@
         <w:rPr>
           <w:lang w:val="es_ES" w:bidi="es_ES"/>
         </w:rPr>
-        <w:t xml:space="preserve"> a Timoteo, mi verdadero hijo en la fe: Que Dios el Padre y Cristo Jesús nuestro Señor te concedan gracia, misericordia y paz.</w:t>
+        <w:t xml:space="preserve"> a Timoteo, mi verdadero hijo en la fe. Que Dios el Padre y Cristo Jesús nuestro Señor te concedan gracia, misericordia y paz.</w:t>
       </w:r>
     </w:p>
     <w:p>
@@ -256,7 +256,7 @@
         <w:rPr>
           <w:lang w:val="es_ES" w:bidi="es_ES"/>
         </w:rPr>
-        <w:t xml:space="preserve"> Cuando partí para Macedonia, te pedí que te quedaras en Éfeso para que ordenaras a algunos autodenominados maestros que no enseñaran doctrinas falsas</w:t>
+        <w:t xml:space="preserve"> Cuando partí para Macedonia, te pedí que te quedaras en Éfeso. Había algunos que se proclamaban maestros. Debías ordenarlos a que no enseñaran doctrinas falsas</w:t>
       </w:r>
     </w:p>
     <w:p>
@@ -382,7 +382,7 @@
         <w:rPr>
           <w:lang w:val="es_ES" w:bidi="es_ES"/>
         </w:rPr>
-        <w:t xml:space="preserve"> La ley no se hizo para los justos, sino para los rebeldes y desobedientes, para los impíos y pecadores, para los irreverentes y profanos, para los que maltratan a sus padres, para los asesinos,</w:t>
+        <w:t xml:space="preserve"> La ley no se hizo para los justos. Se hizo para los rebeldes y desobedientes, los impíos y pecadores, los irreverentes y profanos, y los que maltratan a sus padres. Se hizo para los asesinos,</w:t>
       </w:r>
     </w:p>
     <w:p>
@@ -403,7 +403,7 @@
         <w:rPr>
           <w:lang w:val="es_ES" w:bidi="es_ES"/>
         </w:rPr>
-        <w:t xml:space="preserve"> para los adúlteros, los que practican la homosexualidad, los traficantes de personas, los mentirosos y los que juran en falso. En resumen, la ley es para todo lo que se opone a la sana doctrina</w:t>
+        <w:t xml:space="preserve"> los adúlteros, los que practican la homosexualidad, los traficantes de personas, los mentirosos y los que juran en falso. En resumen, la ley es para todo lo que se opone a la enseñanza que sana y hace bien.</w:t>
       </w:r>
     </w:p>
     <w:p>
@@ -424,7 +424,7 @@
         <w:rPr>
           <w:lang w:val="es_ES" w:bidi="es_ES"/>
         </w:rPr>
-        <w:t xml:space="preserve"> que enseña el glorioso evangelio que el Dios bendito me ha encomendado.</w:t>
+        <w:t xml:space="preserve"> Es la enseñanza de las gloriosas buenas noticias que el Dios bendito me ha encomendado.</w:t>
       </w:r>
     </w:p>
     <w:p>
@@ -466,7 +466,7 @@
         <w:rPr>
           <w:lang w:val="es_ES" w:bidi="es_ES"/>
         </w:rPr>
-        <w:t xml:space="preserve"> Aunque antes yo blasfemaba, perseguía a los creyentes y era violento, Dios tuvo misericordia de mí porque actuaba por ignorancia y sin fe.</w:t>
+        <w:t xml:space="preserve"> Antes yo blasfemaba, perseguía a los creyentes y era violento. Sin embargo, Dios tuvo misericordia de mí porque actuaba por ignorancia y sin fe.</w:t>
       </w:r>
     </w:p>
     <w:p>
@@ -529,7 +529,7 @@
         <w:rPr>
           <w:lang w:val="es_ES" w:bidi="es_ES"/>
         </w:rPr>
-        <w:t xml:space="preserve"> Pero precisamente por eso recibí misericordia, para que Cristo Jesús mostrara en mí, el peor de los pecadores, toda su paciencia como ejemplo para los que habrían de creer en él y recibir la vida eterna.</w:t>
+        <w:t xml:space="preserve"> Pero precisamente por eso recibí misericordia. Así Cristo Jesús podría mostrar en mí, el peor de los pecadores, toda su paciencia. Servía de ejemplo para los que habrían de creer en él y recibir la vida eterna.</w:t>
       </w:r>
     </w:p>
     <w:p>
@@ -571,7 +571,7 @@
         <w:rPr>
           <w:lang w:val="es_ES" w:bidi="es_ES"/>
         </w:rPr>
-        <w:t xml:space="preserve"> Ahora, Timoteo, hijo mío, te doy este mandamiento conforme a las profecías que se hicieron acerca de ti: pelea la buena batalla.</w:t>
+        <w:t xml:space="preserve"> Ahora, Timoteo, hijo mío, te doy este mandamiento conforme a las profecías que se hicieron acerca de ti. Pelea la buena batalla.</w:t>
       </w:r>
     </w:p>
     <w:p>
@@ -650,7 +650,7 @@
         <w:rPr>
           <w:lang w:val="es_ES" w:bidi="es_ES"/>
         </w:rPr>
-        <w:t xml:space="preserve"> Así que, ante todo, recomiendo que se hagan súplicas, oraciones, intercesiones y acciones de gracias por todos,</w:t>
+        <w:t xml:space="preserve"> Así que, ante todo, recomiendo que se hagan súplicas, oraciones, intercesiones y acciones de gracias por todos.</w:t>
       </w:r>
     </w:p>
     <w:p>
@@ -671,7 +671,7 @@
         <w:rPr>
           <w:lang w:val="es_ES" w:bidi="es_ES"/>
         </w:rPr>
-        <w:t xml:space="preserve"> por los reyes y por todos los que tienen autoridad, para que podamos vivir tranquilos y en paz, con toda piedad y dignidad.</w:t>
+        <w:t xml:space="preserve"> Que se hagan por los reyes y por todos los que tienen autoridad, para que podamos vivir tranquilos y en paz, con toda piedad y dignidad.</w:t>
       </w:r>
     </w:p>
     <w:p>
@@ -692,7 +692,7 @@
         <w:rPr>
           <w:lang w:val="es_ES" w:bidi="es_ES"/>
         </w:rPr>
-        <w:t xml:space="preserve"> Esto es bueno y agradable a Dios, nuestro Salvador,</w:t>
+        <w:t xml:space="preserve"> Esto es bueno y agradable a Dios, nuestro Salvador.</w:t>
       </w:r>
     </w:p>
     <w:p>
@@ -713,7 +713,7 @@
         <w:rPr>
           <w:lang w:val="es_ES" w:bidi="es_ES"/>
         </w:rPr>
-        <w:t xml:space="preserve"> porque él quiere que todos se salven y lleguen a conocer la verdad.</w:t>
+        <w:t xml:space="preserve"> Él quiere que todos se salven y lleguen a conocer la verdad.</w:t>
       </w:r>
     </w:p>
     <w:p>
@@ -797,7 +797,7 @@
         <w:rPr>
           <w:lang w:val="es_ES" w:bidi="es_ES"/>
         </w:rPr>
-        <w:t xml:space="preserve"> Por eso, quiero que en todas partes los hombres oren levantando manos santas, sin ira ni discusiones;</w:t>
+        <w:t xml:space="preserve"> Por eso, quiero que en todas partes los hombres oren levantando manos santas, sin ira ni discusiones.</w:t>
       </w:r>
     </w:p>
     <w:p>
@@ -818,7 +818,7 @@
         <w:rPr>
           <w:lang w:val="es_ES" w:bidi="es_ES"/>
         </w:rPr>
-        <w:t xml:space="preserve"> que las mujeres se vistan con decencia y modestia. No deben llamar la atención con peinados sofisticados, ni con oro, ni con perlas, ni con ropa costosa;</w:t>
+        <w:t xml:space="preserve"> Quiero que las mujeres se vistan con decencia y modestia. No deben llamar la atención con peinados sofisticados, ni con oro, ni con perlas, ni con ropa costosa.</w:t>
       </w:r>
     </w:p>
     <w:p>
@@ -839,7 +839,7 @@
         <w:rPr>
           <w:lang w:val="es_ES" w:bidi="es_ES"/>
         </w:rPr>
-        <w:t xml:space="preserve"> sino con buenas obras, como corresponde a las mujeres que declaran que sirven a Dios.</w:t>
+        <w:t xml:space="preserve"> En cambio, que llamen la atención con buenas obras, como corresponde a las mujeres que declaran que sirven a Dios.</w:t>
       </w:r>
     </w:p>
     <w:p>
@@ -881,7 +881,7 @@
         <w:rPr>
           <w:lang w:val="es_ES" w:bidi="es_ES"/>
         </w:rPr>
-        <w:t xml:space="preserve"> No permito que la mujer enseñe al hombre ni ejerza autoridad sobre él. Debe mantenerse en silencio.</w:t>
+        <w:t xml:space="preserve"> No permito que la mujer enseñe al hombre ni ejerza autoridad sobre él. Debe escuchar en silencio.</w:t>
       </w:r>
     </w:p>
     <w:p>
@@ -902,7 +902,7 @@
         <w:rPr>
           <w:lang w:val="es_ES" w:bidi="es_ES"/>
         </w:rPr>
-        <w:t xml:space="preserve"> Adán fue creado primero, y luego Eva;</w:t>
+        <w:t xml:space="preserve"> Adán fue creado primero, y luego Eva.</w:t>
       </w:r>
     </w:p>
     <w:p>
@@ -923,7 +923,7 @@
         <w:rPr>
           <w:lang w:val="es_ES" w:bidi="es_ES"/>
         </w:rPr>
-        <w:t xml:space="preserve"> y Adán no fue el engañado, sino la mujer. Ella cayó en pecado, después de ser engañada.</w:t>
+        <w:t xml:space="preserve"> Adán no fue el engañado, sino la mujer. Ella cayó en pecado, después de ser engañada.</w:t>
       </w:r>
     </w:p>
     <w:p>
@@ -1065,7 +1065,7 @@
         <w:rPr>
           <w:lang w:val="es_ES" w:bidi="es_ES"/>
         </w:rPr>
-        <w:t xml:space="preserve"> Porque si alguien no sabe gobernar su propia familia, ¿cómo podrá cuidar de la iglesia de Dios?</w:t>
+        <w:t xml:space="preserve"> Si alguien no sabe gobernar su propia familia, ¿cómo podrá cuidar de la iglesia de Dios?</w:t>
       </w:r>
     </w:p>
     <w:p>
@@ -1170,7 +1170,7 @@
         <w:rPr>
           <w:lang w:val="es_ES" w:bidi="es_ES"/>
         </w:rPr>
-        <w:t xml:space="preserve"> Primero deben ser puestos a prueba, y si no hay nada que reprocharles, entonces que sirvan como diáconos.</w:t>
+        <w:t xml:space="preserve"> Primero deben ser puestos a prueba. Si no hay nada que reprocharles, entonces que sirvan como diáconos.</w:t>
       </w:r>
     </w:p>
     <w:p>
@@ -1254,7 +1254,7 @@
         <w:rPr>
           <w:lang w:val="es_ES" w:bidi="es_ES"/>
         </w:rPr>
-        <w:t xml:space="preserve"> Espero ir pronto a verte, pero te escribo esto</w:t>
+        <w:t xml:space="preserve"> Espero ir pronto a verte. Pero te escribo esto</w:t>
       </w:r>
     </w:p>
     <w:p>
@@ -1275,7 +1275,7 @@
         <w:rPr>
           <w:lang w:val="es_ES" w:bidi="es_ES"/>
         </w:rPr>
-        <w:t xml:space="preserve"> para que, si me retraso, sepas cómo deben comportarse en la casa de Dios, que es la iglesia del Dios viviente, columna y fundamento de la verdad.</w:t>
+        <w:t xml:space="preserve"> para que, si me retraso, sepas cómo deben comportarse en la casa de Dios. Es la iglesia del Dios viviente, columna y fundamento de la verdad.</w:t>
       </w:r>
     </w:p>
     <w:p>
@@ -1296,7 +1296,7 @@
         <w:rPr>
           <w:lang w:val="es_ES" w:bidi="es_ES"/>
         </w:rPr>
-        <w:t xml:space="preserve"> No hay duda de que el misterio de nuestra fe es grande:Él fue manifestado en carne,justificado por el Espíritu,visto por los ángeles,proclamado entre las naciones,creído en el mundo,recibido arriba en gloria.</w:t>
+        <w:t xml:space="preserve"> No hay duda de que el misterio de nuestra fe es grande. Él fue manifestado en carne, justificado por el Espíritu, visto por los ángeles, proclamado entre las naciones, creído en el mundo, recibido arriba en gloria.</w:t>
       </w:r>
     </w:p>
     <w:p>
@@ -1375,7 +1375,7 @@
         <w:rPr>
           <w:lang w:val="es_ES" w:bidi="es_ES"/>
         </w:rPr>
-        <w:t xml:space="preserve"> Prohibirán casarse y ordenarán abstenerse de ciertos alimentos que Dios creó para que los creyentes y los que conocen la verdad los tomen con acción de gracias.</w:t>
+        <w:t xml:space="preserve"> Prohibirán casarse. Ordenarán abstenerse de ciertos alimentos que Dios creó para que los creyentes y los que conocen la verdad los tomen con acción de gracias.</w:t>
       </w:r>
     </w:p>
     <w:p>
@@ -1396,7 +1396,7 @@
         <w:rPr>
           <w:lang w:val="es_ES" w:bidi="es_ES"/>
         </w:rPr>
-        <w:t xml:space="preserve"> Todo lo que Dios creó es bueno, y nada debe rechazarse si se recibe con acción de gracias,</w:t>
+        <w:t xml:space="preserve"> Todo lo que Dios creó es bueno, y nada debe rechazarse si se recibe con acción de gracias.</w:t>
       </w:r>
     </w:p>
     <w:p>
@@ -1417,7 +1417,7 @@
         <w:rPr>
           <w:lang w:val="es_ES" w:bidi="es_ES"/>
         </w:rPr>
-        <w:t xml:space="preserve"> porque queda consagrado por la palabra de Dios y la oración.</w:t>
+        <w:t xml:space="preserve"> Queda consagrado por la palabra de Dios y la oración.</w:t>
       </w:r>
     </w:p>
     <w:p>
@@ -1438,7 +1438,7 @@
         <w:rPr>
           <w:lang w:val="es_ES" w:bidi="es_ES"/>
         </w:rPr>
-        <w:t xml:space="preserve"> Si enseñas estas cosas a los hermanos, serás un buen servidor de Cristo Jesús, alimentado con las verdades de la fe y de la buena enseñanza que has seguido.</w:t>
+        <w:t xml:space="preserve"> Si enseñas estas cosas a los hermanos, serás un buen servidor de Cristo Jesús. Serás alimentado con las verdades de la fe y de la buena enseñanza que has seguido.</w:t>
       </w:r>
     </w:p>
     <w:p>
@@ -1459,7 +1459,7 @@
         <w:rPr>
           <w:lang w:val="es_ES" w:bidi="es_ES"/>
         </w:rPr>
-        <w:t xml:space="preserve"> Rechaza las leyendas mundanas y las fábulas de viejas. Más bien, ejercítate en la piedad.</w:t>
+        <w:t xml:space="preserve"> Rechaza las leyendas mundanas y las fábulas que se cuentan. Más bien, ejercítate en la piedad.</w:t>
       </w:r>
     </w:p>
     <w:p>
@@ -1480,7 +1480,7 @@
         <w:rPr>
           <w:lang w:val="es_ES" w:bidi="es_ES"/>
         </w:rPr>
-        <w:t xml:space="preserve"> El ejercicio físico trae algún provecho, pero la piedad es provechosa para todo, porque tiene promesa para esta vida y también para la venidera.</w:t>
+        <w:t xml:space="preserve"> El ejercicio físico trae algún provecho, pero la piedad es provechosa para todo. Tiene promesa para esta vida y también para la venidera.</w:t>
       </w:r>
     </w:p>
     <w:p>
@@ -1522,7 +1522,7 @@
         <w:rPr>
           <w:lang w:val="es_ES" w:bidi="es_ES"/>
         </w:rPr>
-        <w:t xml:space="preserve"> Por eso trabajamos y luchamos, porque hemos puesto nuestra esperanza en el Dios viviente, que es el Salvador de todos, especialmente de los que creen.</w:t>
+        <w:t xml:space="preserve"> Por eso trabajamos y luchamos, porque hemos puesto nuestra esperanza en el Dios viviente. Él es el Salvador de todos, especialmente de los que creen.</w:t>
       </w:r>
     </w:p>
     <w:p>
@@ -1748,7 +1748,7 @@
         <w:rPr>
           <w:lang w:val="es_ES" w:bidi="es_ES"/>
         </w:rPr>
-        <w:t xml:space="preserve"> Pero si una viuda tiene hijos o nietos, ellos deben aprender primero a cumplir sus obligaciones con su propia familia y a corresponder a sus padres y abuelos, porque eso agrada a Dios.</w:t>
+        <w:t xml:space="preserve"> Pero si una viuda tiene hijos o nietos, ellos deben aprender primero a cumplir sus obligaciones con su propia familia. Deben corresponder a sus padres y abuelos, porque eso agrada a Dios.</w:t>
       </w:r>
     </w:p>
     <w:p>
@@ -1895,7 +1895,7 @@
         <w:rPr>
           <w:lang w:val="es_ES" w:bidi="es_ES"/>
         </w:rPr>
-        <w:t xml:space="preserve"> No inscribas a las viudas más jóvenes en la lista, porque cuando sus deseos las alejen de Cristo, querrán casarse de nuevo.</w:t>
+        <w:t xml:space="preserve"> No inscribas a las viudas más jóvenes en la lista. Lo digo porque cuando sus deseos las alejen de Cristo, querrán casarse de nuevo.</w:t>
       </w:r>
     </w:p>
     <w:p>
@@ -2042,7 +2042,7 @@
         <w:rPr>
           <w:lang w:val="es_ES" w:bidi="es_ES"/>
         </w:rPr>
-        <w:t xml:space="preserve"> La Escritura dice: «No le pondrás bozal al buey cuando trilla». También dice: «El obrero tiene derecho a su salario».</w:t>
+        <w:t xml:space="preserve"> La Escritura dice: “No le pondrás bozal al buey cuando trilla”. También dice: “El obrero tiene derecho a su salario”.</w:t>
       </w:r>
     </w:p>
     <w:p>
@@ -2226,7 +2226,7 @@
         <w:rPr>
           <w:lang w:val="es_ES" w:bidi="es_ES"/>
         </w:rPr>
-        <w:t xml:space="preserve"> Todos los que siguen siendo esclavos deben tener a sus amos por dignos de todo respeto, para que no se hable mal del nombre de Dios ni de nuestra enseñanza.</w:t>
+        <w:t xml:space="preserve"> Todos los que siguen siendo esclavos deben tener a sus amos por dignos de todo respeto. Así no se hablará mal del nombre de Dios ni de nuestra enseñanza.</w:t>
       </w:r>
     </w:p>
     <w:p>
@@ -2268,7 +2268,7 @@
         <w:rPr>
           <w:lang w:val="es_ES" w:bidi="es_ES"/>
         </w:rPr>
-        <w:t xml:space="preserve"> Si alguien enseña falsas doctrinas y no está de acuerdo con la sana enseñanza de nuestro Señor Jesucristo ni con la enseñanza que concuerda con la verdadera piedad,</w:t>
+        <w:t xml:space="preserve"> La enseñanza de nuestro Señor Jesucristo sana y hace bien. Nosotros podemos enseñarla de una manera que concuerda con la verdadera piedad. Pero hay quienes no están de acuerdo con esta y que enseñan falsas doctrinas.</w:t>
       </w:r>
     </w:p>
     <w:p>
@@ -2289,7 +2289,7 @@
         <w:rPr>
           <w:lang w:val="es_ES" w:bidi="es_ES"/>
         </w:rPr>
-        <w:t xml:space="preserve"> es un orgulloso ignorante. Tiene la enfermedad de querer provocar discusiones inútiles que producen envidias, pleitos, insultos, sospechas,</w:t>
+        <w:t xml:space="preserve"> Una persona así es un orgulloso ignorante. Tiene la enfermedad de querer provocar discusiones inútiles. Estas producen envidias, pleitos, insultos, sospechas,</w:t>
       </w:r>
     </w:p>
     <w:p>
@@ -2352,7 +2352,7 @@
         <w:rPr>
           <w:lang w:val="es_ES" w:bidi="es_ES"/>
         </w:rPr>
-        <w:t xml:space="preserve"> Porque nada trajimos a este mundo, y nada podemos llevarnos.</w:t>
+        <w:t xml:space="preserve"> Nada trajimos a este mundo, y nada podemos llevarnos.</w:t>
       </w:r>
     </w:p>
     <w:p>
@@ -2394,7 +2394,7 @@
         <w:rPr>
           <w:lang w:val="es_ES" w:bidi="es_ES"/>
         </w:rPr>
-        <w:t xml:space="preserve"> Los que quieren ser ricos caen en tentación y trampa. Quedan atrapados por muchos deseos insensatos y dañinos que hunden a las personas en la ruina y la destrucción,</w:t>
+        <w:t xml:space="preserve"> Los que quieren ser ricos caen en tentación y trampa. Quedan atrapados por muchos deseos insensatos y dañinos que hunden a las personas en la ruina y la destrucción.</w:t>
       </w:r>
     </w:p>
     <w:p>
@@ -2415,7 +2415,7 @@
         <w:rPr>
           <w:lang w:val="es_ES" w:bidi="es_ES"/>
         </w:rPr>
-        <w:t xml:space="preserve"> porque el amor al dinero es la raíz de toda clase de males. Por codicia, algunos se han desviado de la fe y se han causado a sí mismos muchos dolores.</w:t>
+        <w:t xml:space="preserve"> El amor al dinero es la raíz de toda clase de males. Por codicia, algunos se han desviado de la fe y se han causado a sí mismos muchos dolores.</w:t>
       </w:r>
     </w:p>
     <w:p>
@@ -2478,7 +2478,7 @@
         <w:rPr>
           <w:lang w:val="es_ES" w:bidi="es_ES"/>
         </w:rPr>
-        <w:t xml:space="preserve"> Te ordeno delante de Dios, que da vida a todas las cosas, y delante de Cristo Jesús, que dio buen testimonio ante Poncio Pilato,</w:t>
+        <w:t xml:space="preserve"> Dios da vida a todas las cosas. Cristo Jesús dio buen testimonio ante Poncio Pilato. Te ordeno delante de ellos</w:t>
       </w:r>
     </w:p>
     <w:p>
@@ -2499,7 +2499,7 @@
         <w:rPr>
           <w:lang w:val="es_ES" w:bidi="es_ES"/>
         </w:rPr>
-        <w:t xml:space="preserve"> que obedezcas este mandamiento sin mancha ni reproche hasta que venga nuestro Señor Jesucristo.</w:t>
+        <w:t xml:space="preserve"> que obedezcas este mandamiento completamente y sin que nadie te reproche hasta que venga nuestro Señor Jesucristo.</w:t>
       </w:r>
     </w:p>
     <w:p>
@@ -2520,7 +2520,7 @@
         <w:rPr>
           <w:lang w:val="es_ES" w:bidi="es_ES"/>
         </w:rPr>
-        <w:t xml:space="preserve"> En el momento oportuno, Dios hará que esto suceda. Él es el único Soberano, el bendito Rey de reyes y Señor de señores,</w:t>
+        <w:t xml:space="preserve"> En el momento oportuno, Dios hará que esto suceda. Él es el único Soberano, el bendito Rey de reyes y Señor de señores.</w:t>
       </w:r>
     </w:p>
     <w:p>
@@ -2541,7 +2541,7 @@
         <w:rPr>
           <w:lang w:val="es_ES" w:bidi="es_ES"/>
         </w:rPr>
-        <w:t xml:space="preserve"> el único que posee inmortalidad, que habita en luz inaccesible, a quien nadie ha visto ni puede ver. A él sean el honor y el poder eterno. Amén.</w:t>
+        <w:t xml:space="preserve"> Es el único que posee inmortalidad, que habita en luz inaccesible, a quien nadie ha visto ni puede ver. A él sean el honor y el poder eterno. Amén.</w:t>
       </w:r>
     </w:p>
     <w:p>
@@ -2562,7 +2562,7 @@
         <w:rPr>
           <w:lang w:val="es_ES" w:bidi="es_ES"/>
         </w:rPr>
-        <w:t xml:space="preserve"> Ordena a los ricos de este mundo que no sean arrogantes ni pongan su esperanza en las riquezas, que son tan inciertas, sino en Dios, que nos da todas las cosas en abundancia para que las disfrutemos.</w:t>
+        <w:t xml:space="preserve"> Ordena a los ricos de este mundo que no sean arrogantes. Que no pongan su esperanza en las riquezas, que son tan inciertas, sino en Dios. Él nos da todas las cosas en abundancia para que las disfrutemos.</w:t>
       </w:r>
     </w:p>
     <w:p>
@@ -2583,7 +2583,7 @@
         <w:rPr>
           <w:lang w:val="es_ES" w:bidi="es_ES"/>
         </w:rPr>
-        <w:t xml:space="preserve"> Ordénales que hagan el bien, que sean ricos en buenas obras, que sean generosos y estén dispuestos a compartir.</w:t>
+        <w:t xml:space="preserve"> Ordénales que hagan el bien, que sean ricos en buenas obras, que sean generosos y que estén dispuestos a compartir.</w:t>
       </w:r>
     </w:p>
     <w:p>
@@ -2625,7 +2625,7 @@
         <w:rPr>
           <w:lang w:val="es_ES" w:bidi="es_ES"/>
         </w:rPr>
-        <w:t xml:space="preserve"> Timoteo, guarda lo que se te ha encomendado. Evita las discusiones vacías y profanas y los argumentos de la mal llamada «ciencia».</w:t>
+        <w:t xml:space="preserve"> Timoteo, guarda lo que se te ha encomendado. Evita las discusiones vacías y profanas. Evita los argumentos basados en lo que algunos dicen que es el conocimiento. En realidad, no es verdadero conocimiento.</w:t>
       </w:r>
     </w:p>
     <w:p>
@@ -2646,7 +2646,7 @@
         <w:rPr>
           <w:lang w:val="es_ES" w:bidi="es_ES"/>
         </w:rPr>
-        <w:t xml:space="preserve"> Algunos, al abrazarla, se han desviado de la fe. Que la gracia sea con ustedes.</w:t>
+        <w:t xml:space="preserve"> Algunos, al confiar en tal conocimiento falso, se han desviado de la fe. Que la gracia sea con ustedes.</w:t>
       </w:r>
     </w:p>
     <w:sectPr>
